--- a/lender_disclosure_template.docx
+++ b/lender_disclosure_template.docx
@@ -2380,7 +2380,7 @@
           </mc:Choice>
           <mc:Fallback>
             <w:pict>
-              <v:shape w14:anchorId="29FBEB78" id="Graphic 3" o:spid="_x0000_s1026" style="position:absolute;margin-left:35.05pt;margin-top:7.3pt;width:7.85pt;height:7.85pt;z-index:-16349184;visibility:visible;mso-wrap-style:square;mso-wrap-distance-left:0;mso-wrap-distance-top:0;mso-wrap-distance-right:0;mso-wrap-distance-bottom:0;mso-position-horizontal:absolute;mso-position-horizontal-relative:page;mso-position-vertical:absolute;mso-position-vertical-relative:text;v-text-anchor:top" coordsize="99695,99695" o:gfxdata="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" path="m,49644l28867,99288,99288,e" filled="f" strokecolor="#010202" strokeweight="1pt">
+              <v:shape w14:anchorId="1E579E32" id="Graphic 3" o:spid="_x0000_s1026" style="position:absolute;margin-left:35.05pt;margin-top:7.3pt;width:7.85pt;height:7.85pt;z-index:-16349184;visibility:visible;mso-wrap-style:square;mso-wrap-distance-left:0;mso-wrap-distance-top:0;mso-wrap-distance-right:0;mso-wrap-distance-bottom:0;mso-position-horizontal:absolute;mso-position-horizontal-relative:page;mso-position-vertical:absolute;mso-position-vertical-relative:text;v-text-anchor:top" coordsize="99695,99695" o:gfxdata="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" path="m,49644l28867,99288,99288,e" filled="f" strokecolor="#010202" strokeweight="1pt">
                 <v:path arrowok="t"/>
                 <w10:wrap anchorx="page"/>
               </v:shape>
@@ -3242,7 +3242,7 @@
           </mc:Choice>
           <mc:Fallback>
             <w:pict>
-              <v:shape w14:anchorId="2D54F72D" id="Graphic 4" o:spid="_x0000_s1026" style="position:absolute;margin-left:31.5pt;margin-top:25pt;width:549.8pt;height:.75pt;z-index:-15728640;visibility:visible;mso-wrap-style:square;mso-wrap-distance-left:0;mso-wrap-distance-top:0;mso-wrap-distance-right:0;mso-wrap-distance-bottom:0;mso-position-horizontal:absolute;mso-position-horizontal-relative:page;mso-position-vertical:absolute;mso-position-vertical-relative:text;v-text-anchor:top" coordsize="6982459,9525" o:gfxdata="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" path="m6982231,l,,,9144r6982231,l6982231,xe" fillcolor="#231f20" stroked="f">
+              <v:shape w14:anchorId="317DF418" id="Graphic 4" o:spid="_x0000_s1026" style="position:absolute;margin-left:31.5pt;margin-top:25pt;width:549.8pt;height:.75pt;z-index:-15728640;visibility:visible;mso-wrap-style:square;mso-wrap-distance-left:0;mso-wrap-distance-top:0;mso-wrap-distance-right:0;mso-wrap-distance-bottom:0;mso-position-horizontal:absolute;mso-position-horizontal-relative:page;mso-position-vertical:absolute;mso-position-vertical-relative:text;v-text-anchor:top" coordsize="6982459,9525" o:gfxdata="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" path="m6982231,l,,,9144r6982231,l6982231,xe" fillcolor="#231f20" stroked="f">
                 <v:path arrowok="t"/>
                 <w10:wrap type="topAndBottom" anchorx="page"/>
               </v:shape>
@@ -3749,7 +3749,7 @@
           </mc:Choice>
           <mc:Fallback>
             <w:pict>
-              <v:shape w14:anchorId="5291CB50" id="Graphic 5" o:spid="_x0000_s1026" style="position:absolute;margin-left:31.5pt;margin-top:9.25pt;width:549.8pt;height:.75pt;z-index:-15728128;visibility:visible;mso-wrap-style:square;mso-wrap-distance-left:0;mso-wrap-distance-top:0;mso-wrap-distance-right:0;mso-wrap-distance-bottom:0;mso-position-horizontal:absolute;mso-position-horizontal-relative:page;mso-position-vertical:absolute;mso-position-vertical-relative:text;v-text-anchor:top" coordsize="6982459,9525" o:gfxdata="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" path="m6982231,l,,,9144r6982231,l6982231,xe" fillcolor="#231f20" stroked="f">
+              <v:shape w14:anchorId="0F329233" id="Graphic 5" o:spid="_x0000_s1026" style="position:absolute;margin-left:31.5pt;margin-top:9.25pt;width:549.8pt;height:.75pt;z-index:-15728128;visibility:visible;mso-wrap-style:square;mso-wrap-distance-left:0;mso-wrap-distance-top:0;mso-wrap-distance-right:0;mso-wrap-distance-bottom:0;mso-position-horizontal:absolute;mso-position-horizontal-relative:page;mso-position-vertical:absolute;mso-position-vertical-relative:text;v-text-anchor:top" coordsize="6982459,9525" o:gfxdata="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" path="m6982231,l,,,9144r6982231,l6982231,xe" fillcolor="#231f20" stroked="f">
                 <v:path arrowok="t"/>
                 <w10:wrap type="topAndBottom" anchorx="page"/>
               </v:shape>
@@ -7026,7 +7026,7 @@
           </mc:Choice>
           <mc:Fallback>
             <w:pict>
-              <v:shape w14:anchorId="4F1AF6D6" id="Graphic 6" o:spid="_x0000_s1026" style="position:absolute;margin-left:31.5pt;margin-top:27.5pt;width:549.8pt;height:.75pt;z-index:-15727616;visibility:visible;mso-wrap-style:square;mso-wrap-distance-left:0;mso-wrap-distance-top:0;mso-wrap-distance-right:0;mso-wrap-distance-bottom:0;mso-position-horizontal:absolute;mso-position-horizontal-relative:page;mso-position-vertical:absolute;mso-position-vertical-relative:text;v-text-anchor:top" coordsize="6982459,9525" o:gfxdata="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" path="m6982231,l,,,9143r6982231,l6982231,xe" fillcolor="#231f20" stroked="f">
+              <v:shape w14:anchorId="43EB5ECD" id="Graphic 6" o:spid="_x0000_s1026" style="position:absolute;margin-left:31.5pt;margin-top:27.5pt;width:549.8pt;height:.75pt;z-index:-15727616;visibility:visible;mso-wrap-style:square;mso-wrap-distance-left:0;mso-wrap-distance-top:0;mso-wrap-distance-right:0;mso-wrap-distance-bottom:0;mso-position-horizontal:absolute;mso-position-horizontal-relative:page;mso-position-vertical:absolute;mso-position-vertical-relative:text;v-text-anchor:top" coordsize="6982459,9525" o:gfxdata="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" path="m6982231,l,,,9143r6982231,l6982231,xe" fillcolor="#231f20" stroked="f">
                 <v:path arrowok="t"/>
                 <w10:wrap type="topAndBottom" anchorx="page"/>
               </v:shape>
@@ -7838,7 +7838,7 @@
           </mc:Choice>
           <mc:Fallback>
             <w:pict>
-              <v:shape w14:anchorId="78D5A6D4" id="Graphic 9" o:spid="_x0000_s1026" style="position:absolute;margin-left:49.55pt;margin-top:3.3pt;width:531.75pt;height:.75pt;z-index:-15727104;visibility:visible;mso-wrap-style:square;mso-wrap-distance-left:0;mso-wrap-distance-top:0;mso-wrap-distance-right:0;mso-wrap-distance-bottom:0;mso-position-horizontal:absolute;mso-position-horizontal-relative:page;mso-position-vertical:absolute;mso-position-vertical-relative:text;v-text-anchor:top" coordsize="6753225,9525" o:gfxdata="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" path="m6752869,l,,,9144r6752869,l6752869,xe" fillcolor="#231f20" stroked="f">
+              <v:shape w14:anchorId="5B7334D1" id="Graphic 9" o:spid="_x0000_s1026" style="position:absolute;margin-left:49.55pt;margin-top:3.3pt;width:531.75pt;height:.75pt;z-index:-15727104;visibility:visible;mso-wrap-style:square;mso-wrap-distance-left:0;mso-wrap-distance-top:0;mso-wrap-distance-right:0;mso-wrap-distance-bottom:0;mso-position-horizontal:absolute;mso-position-horizontal-relative:page;mso-position-vertical:absolute;mso-position-vertical-relative:text;v-text-anchor:top" coordsize="6753225,9525" o:gfxdata="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" path="m6752869,l,,,9144r6752869,l6752869,xe" fillcolor="#231f20" stroked="f">
                 <v:path arrowok="t"/>
                 <w10:wrap type="topAndBottom" anchorx="page"/>
               </v:shape>
@@ -8204,6 +8204,14 @@
           <w:sz w:val="16"/>
         </w:rPr>
         <w:t>{{ESCROW_ADDRESS</w:t>
+      </w:r>
+      <w:r>
+        <w:rPr>
+          <w:b/>
+          <w:color w:val="231F20"/>
+          <w:sz w:val="16"/>
+        </w:rPr>
+        <w:t>}}</w:t>
       </w:r>
     </w:p>
     <w:tbl>
@@ -9096,7 +9104,7 @@
           </mc:Choice>
           <mc:Fallback>
             <w:pict>
-              <v:shape w14:anchorId="1B97851F" id="Graphic 15" o:spid="_x0000_s1026" style="position:absolute;margin-left:32.15pt;margin-top:3.85pt;width:54.75pt;height:.75pt;z-index:-15725056;visibility:visible;mso-wrap-style:square;mso-wrap-distance-left:0;mso-wrap-distance-top:0;mso-wrap-distance-right:0;mso-wrap-distance-bottom:0;mso-position-horizontal:absolute;mso-position-horizontal-relative:page;mso-position-vertical:absolute;mso-position-vertical-relative:text;v-text-anchor:top" coordsize="695325,9525" o:gfxdata="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" path="m694944,l,,,9144r694944,l694944,xe" fillcolor="#231f20" stroked="f">
+              <v:shape w14:anchorId="79E6D6BD" id="Graphic 15" o:spid="_x0000_s1026" style="position:absolute;margin-left:32.15pt;margin-top:3.85pt;width:54.75pt;height:.75pt;z-index:-15725056;visibility:visible;mso-wrap-style:square;mso-wrap-distance-left:0;mso-wrap-distance-top:0;mso-wrap-distance-right:0;mso-wrap-distance-bottom:0;mso-position-horizontal:absolute;mso-position-horizontal-relative:page;mso-position-vertical:absolute;mso-position-vertical-relative:text;v-text-anchor:top" coordsize="695325,9525" o:gfxdata="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" path="m694944,l,,,9144r694944,l694944,xe" fillcolor="#231f20" stroked="f">
                 <v:path arrowok="t"/>
                 <w10:wrap type="topAndBottom" anchorx="page"/>
               </v:shape>
@@ -11381,7 +11389,7 @@
           </mc:Choice>
           <mc:Fallback>
             <w:pict>
-              <v:group w14:anchorId="58B8F7AC" id="Group 27" o:spid="_x0000_s1026" style="width:550.7pt;height:.75pt;mso-position-horizontal-relative:char;mso-position-vertical-relative:line" coordsize="69938,95" o:gfxdata="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">
+              <v:group w14:anchorId="135C7E06" id="Group 27" o:spid="_x0000_s1026" style="width:550.7pt;height:.75pt;mso-position-horizontal-relative:char;mso-position-vertical-relative:line" coordsize="69938,95" o:gfxdata="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">
                 <v:shape id="Graphic 28" o:spid="_x0000_s1027" style="position:absolute;width:69938;height:95;visibility:visible;mso-wrap-style:square;v-text-anchor:top" coordsize="6993890,9525" o:gfxdata="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" path="m6993661,l,,,9144r6993661,l6993661,xe" fillcolor="#231f20" stroked="f">
                   <v:path arrowok="t"/>
                 </v:shape>
@@ -11481,7 +11489,7 @@
           </mc:Choice>
           <mc:Fallback>
             <w:pict>
-              <v:shape w14:anchorId="5EA06915" id="Graphic 29" o:spid="_x0000_s1026" style="position:absolute;margin-left:32.65pt;margin-top:70.3pt;width:550.7pt;height:.75pt;z-index:15733760;visibility:visible;mso-wrap-style:square;mso-wrap-distance-left:0;mso-wrap-distance-top:0;mso-wrap-distance-right:0;mso-wrap-distance-bottom:0;mso-position-horizontal:absolute;mso-position-horizontal-relative:page;mso-position-vertical:absolute;mso-position-vertical-relative:text;v-text-anchor:top" coordsize="6993890,9525" o:gfxdata="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" path="m6993661,l,,,9144r6993661,l6993661,xe" fillcolor="#231f20" stroked="f">
+              <v:shape w14:anchorId="725CDEBE" id="Graphic 29" o:spid="_x0000_s1026" style="position:absolute;margin-left:32.65pt;margin-top:70.3pt;width:550.7pt;height:.75pt;z-index:15733760;visibility:visible;mso-wrap-style:square;mso-wrap-distance-left:0;mso-wrap-distance-top:0;mso-wrap-distance-right:0;mso-wrap-distance-bottom:0;mso-position-horizontal:absolute;mso-position-horizontal-relative:page;mso-position-vertical:absolute;mso-position-vertical-relative:text;v-text-anchor:top" coordsize="6993890,9525" o:gfxdata="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" path="m6993661,l,,,9144r6993661,l6993661,xe" fillcolor="#231f20" stroked="f">
                 <v:path arrowok="t"/>
                 <w10:wrap anchorx="page"/>
               </v:shape>
@@ -17602,13 +17610,7 @@
         <w:rPr>
           <w:color w:val="231F20"/>
         </w:rPr>
-        <w:t>OR</w:t>
-      </w:r>
-      <w:r>
-        <w:rPr>
-          <w:color w:val="231F20"/>
-        </w:rPr>
-        <w:t xml:space="preserve"> SOME OTHER FORM OF OPERATING BUSINESS ENTITY.</w:t>
+        <w:t>OR SOME OTHER FORM OF OPERATING BUSINESS ENTITY.</w:t>
       </w:r>
     </w:p>
     <w:p>
@@ -18903,7 +18905,7 @@
           </mc:Choice>
           <mc:Fallback>
             <w:pict>
-              <v:shape w14:anchorId="191375DC" id="Graphic 30" o:spid="_x0000_s1026" style="position:absolute;margin-left:36.4pt;margin-top:30.65pt;width:549.05pt;height:.75pt;z-index:-15723008;visibility:visible;mso-wrap-style:square;mso-wrap-distance-left:0;mso-wrap-distance-top:0;mso-wrap-distance-right:0;mso-wrap-distance-bottom:0;mso-position-horizontal:absolute;mso-position-horizontal-relative:page;mso-position-vertical:absolute;mso-position-vertical-relative:text;v-text-anchor:top" coordsize="6972934,9525" o:gfxdata="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" path="m6972325,l,,,9144r6972325,l6972325,xe" fillcolor="#231f20" stroked="f">
+              <v:shape w14:anchorId="66D592EF" id="Graphic 30" o:spid="_x0000_s1026" style="position:absolute;margin-left:36.4pt;margin-top:30.65pt;width:549.05pt;height:.75pt;z-index:-15723008;visibility:visible;mso-wrap-style:square;mso-wrap-distance-left:0;mso-wrap-distance-top:0;mso-wrap-distance-right:0;mso-wrap-distance-bottom:0;mso-position-horizontal:absolute;mso-position-horizontal-relative:page;mso-position-vertical:absolute;mso-position-vertical-relative:text;v-text-anchor:top" coordsize="6972934,9525" o:gfxdata="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" path="m6972325,l,,,9144r6972325,l6972325,xe" fillcolor="#231f20" stroked="f">
                 <v:path arrowok="t"/>
                 <w10:wrap type="topAndBottom" anchorx="page"/>
               </v:shape>
@@ -20331,7 +20333,7 @@
           </mc:Choice>
           <mc:Fallback>
             <w:pict>
-              <v:shape w14:anchorId="0024FD3A" id="Graphic 31" o:spid="_x0000_s1026" style="position:absolute;margin-left:36.4pt;margin-top:76.6pt;width:549.05pt;height:.75pt;z-index:-15722496;visibility:visible;mso-wrap-style:square;mso-wrap-distance-left:0;mso-wrap-distance-top:0;mso-wrap-distance-right:0;mso-wrap-distance-bottom:0;mso-position-horizontal:absolute;mso-position-horizontal-relative:page;mso-position-vertical:absolute;mso-position-vertical-relative:text;v-text-anchor:top" coordsize="6972934,9525" o:gfxdata="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" path="m6972325,l,,,9144r6972325,l6972325,xe" fillcolor="#231f20" stroked="f">
+              <v:shape w14:anchorId="4E6C159A" id="Graphic 31" o:spid="_x0000_s1026" style="position:absolute;margin-left:36.4pt;margin-top:76.6pt;width:549.05pt;height:.75pt;z-index:-15722496;visibility:visible;mso-wrap-style:square;mso-wrap-distance-left:0;mso-wrap-distance-top:0;mso-wrap-distance-right:0;mso-wrap-distance-bottom:0;mso-position-horizontal:absolute;mso-position-horizontal-relative:page;mso-position-vertical:absolute;mso-position-vertical-relative:text;v-text-anchor:top" coordsize="6972934,9525" o:gfxdata="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" path="m6972325,l,,,9144r6972325,l6972325,xe" fillcolor="#231f20" stroked="f">
                 <v:path arrowok="t"/>
                 <w10:wrap type="topAndBottom" anchorx="page"/>
               </v:shape>
@@ -22953,7 +22955,7 @@
           </mc:Choice>
           <mc:Fallback>
             <w:pict>
-              <v:group w14:anchorId="11EB0558" id="Group 38" o:spid="_x0000_s1026" style="width:549.45pt;height:.75pt;mso-position-horizontal-relative:char;mso-position-vertical-relative:line" coordsize="69780,95" o:gfxdata="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">
+              <v:group w14:anchorId="0A3E6607" id="Group 38" o:spid="_x0000_s1026" style="width:549.45pt;height:.75pt;mso-position-horizontal-relative:char;mso-position-vertical-relative:line" coordsize="69780,95" o:gfxdata="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">
                 <v:shape id="Graphic 39" o:spid="_x0000_s1027" style="position:absolute;width:69780;height:95;visibility:visible;mso-wrap-style:square;v-text-anchor:top" coordsize="6978015,9525" o:gfxdata="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" path="m6977659,l,,,9143r6977659,l6977659,xe" fillcolor="#231f20" stroked="f">
                   <v:path arrowok="t"/>
                 </v:shape>
@@ -23366,7 +23368,7 @@
           </mc:Choice>
           <mc:Fallback>
             <w:pict>
-              <v:group w14:anchorId="1AD4210B" id="Group 40" o:spid="_x0000_s1026" style="width:549.45pt;height:.75pt;mso-position-horizontal-relative:char;mso-position-vertical-relative:line" coordsize="69780,95" o:gfxdata="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">
+              <v:group w14:anchorId="10E1D936" id="Group 40" o:spid="_x0000_s1026" style="width:549.45pt;height:.75pt;mso-position-horizontal-relative:char;mso-position-vertical-relative:line" coordsize="69780,95" o:gfxdata="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">
                 <v:shape id="Graphic 41" o:spid="_x0000_s1027" style="position:absolute;width:69780;height:95;visibility:visible;mso-wrap-style:square;v-text-anchor:top" coordsize="6978015,9525" o:gfxdata="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" path="m6977659,l,,,9143r6977659,l6977659,xe" fillcolor="#231f20" stroked="f">
                   <v:path arrowok="t"/>
                 </v:shape>
@@ -23492,7 +23494,7 @@
           </mc:Choice>
           <mc:Fallback>
             <w:pict>
-              <v:shape w14:anchorId="230906FE" id="Graphic 42" o:spid="_x0000_s1026" style="position:absolute;margin-left:35.6pt;margin-top:12.6pt;width:549.45pt;height:.75pt;z-index:-15720448;visibility:visible;mso-wrap-style:square;mso-wrap-distance-left:0;mso-wrap-distance-top:0;mso-wrap-distance-right:0;mso-wrap-distance-bottom:0;mso-position-horizontal:absolute;mso-position-horizontal-relative:page;mso-position-vertical:absolute;mso-position-vertical-relative:text;v-text-anchor:top" coordsize="6978015,9525" o:gfxdata="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" path="m6977659,l,,,9144r6977659,l6977659,xe" fillcolor="#231f20" stroked="f">
+              <v:shape w14:anchorId="28584A0F" id="Graphic 42" o:spid="_x0000_s1026" style="position:absolute;margin-left:35.6pt;margin-top:12.6pt;width:549.45pt;height:.75pt;z-index:-15720448;visibility:visible;mso-wrap-style:square;mso-wrap-distance-left:0;mso-wrap-distance-top:0;mso-wrap-distance-right:0;mso-wrap-distance-bottom:0;mso-position-horizontal:absolute;mso-position-horizontal-relative:page;mso-position-vertical:absolute;mso-position-vertical-relative:text;v-text-anchor:top" coordsize="6978015,9525" o:gfxdata="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" path="m6977659,l,,,9144r6977659,l6977659,xe" fillcolor="#231f20" stroked="f">
                 <v:path arrowok="t"/>
                 <w10:wrap type="topAndBottom" anchorx="page"/>
               </v:shape>
@@ -25245,7 +25247,7 @@
           </mc:Choice>
           <mc:Fallback>
             <w:pict>
-              <v:shape w14:anchorId="5D224B48" id="Graphic 43" o:spid="_x0000_s1026" style="position:absolute;margin-left:35.6pt;margin-top:6pt;width:549.45pt;height:.75pt;z-index:-15719936;visibility:visible;mso-wrap-style:square;mso-wrap-distance-left:0;mso-wrap-distance-top:0;mso-wrap-distance-right:0;mso-wrap-distance-bottom:0;mso-position-horizontal:absolute;mso-position-horizontal-relative:page;mso-position-vertical:absolute;mso-position-vertical-relative:text;v-text-anchor:top" coordsize="6978015,9525" o:gfxdata="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" path="m6977659,l,,,9144r6977659,l6977659,xe" fillcolor="#231f20" stroked="f">
+              <v:shape w14:anchorId="634DF53C" id="Graphic 43" o:spid="_x0000_s1026" style="position:absolute;margin-left:35.6pt;margin-top:6pt;width:549.45pt;height:.75pt;z-index:-15719936;visibility:visible;mso-wrap-style:square;mso-wrap-distance-left:0;mso-wrap-distance-top:0;mso-wrap-distance-right:0;mso-wrap-distance-bottom:0;mso-position-horizontal:absolute;mso-position-horizontal-relative:page;mso-position-vertical:absolute;mso-position-vertical-relative:text;v-text-anchor:top" coordsize="6978015,9525" o:gfxdata="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" path="m6977659,l,,,9144r6977659,l6977659,xe" fillcolor="#231f20" stroked="f">
                 <v:path arrowok="t"/>
                 <w10:wrap type="topAndBottom" anchorx="page"/>
               </v:shape>
@@ -27897,7 +27899,7 @@
           </mc:Choice>
           <mc:Fallback>
             <w:pict>
-              <v:group w14:anchorId="67E50F54" id="Group 44" o:spid="_x0000_s1026" style="width:550.15pt;height:.75pt;mso-position-horizontal-relative:char;mso-position-vertical-relative:line" coordsize="69869,95" o:gfxdata="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">
+              <v:group w14:anchorId="5E7F6194" id="Group 44" o:spid="_x0000_s1026" style="width:550.15pt;height:.75pt;mso-position-horizontal-relative:char;mso-position-vertical-relative:line" coordsize="69869,95" o:gfxdata="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">
                 <v:shape id="Graphic 45" o:spid="_x0000_s1027" style="position:absolute;width:69869;height:95;visibility:visible;mso-wrap-style:square;v-text-anchor:top" coordsize="6986905,9525" o:gfxdata="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" path="m6986803,l,,,9144r6986803,l6986803,xe" fillcolor="#231f20" stroked="f">
                   <v:path arrowok="t"/>
                 </v:shape>
@@ -28208,7 +28210,7 @@
           </mc:Choice>
           <mc:Fallback>
             <w:pict>
-              <v:group w14:anchorId="15FDD325" id="Group 46" o:spid="_x0000_s1026" style="width:549.45pt;height:.75pt;mso-position-horizontal-relative:char;mso-position-vertical-relative:line" coordsize="69780,95" o:gfxdata="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">
+              <v:group w14:anchorId="6377FDCE" id="Group 46" o:spid="_x0000_s1026" style="width:549.45pt;height:.75pt;mso-position-horizontal-relative:char;mso-position-vertical-relative:line" coordsize="69780,95" o:gfxdata="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">
                 <v:shape id="Graphic 47" o:spid="_x0000_s1027" style="position:absolute;width:69780;height:95;visibility:visible;mso-wrap-style:square;v-text-anchor:top" coordsize="6978015,9525" o:gfxdata="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" path="m6977659,l,,,9144r6977659,l6977659,xe" fillcolor="#231f20" stroked="f">
                   <v:path arrowok="t"/>
                 </v:shape>
@@ -33196,7 +33198,7 @@
           </mc:Choice>
           <mc:Fallback>
             <w:pict>
-              <v:shape w14:anchorId="473D2502" id="Graphic 49" o:spid="_x0000_s1026" style="position:absolute;margin-left:35.6pt;margin-top:3.8pt;width:549.45pt;height:.75pt;z-index:-15718400;visibility:visible;mso-wrap-style:square;mso-wrap-distance-left:0;mso-wrap-distance-top:0;mso-wrap-distance-right:0;mso-wrap-distance-bottom:0;mso-position-horizontal:absolute;mso-position-horizontal-relative:page;mso-position-vertical:absolute;mso-position-vertical-relative:text;v-text-anchor:top" coordsize="6978015,9525" o:gfxdata="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" path="m6977659,l,,,9144r6977659,l6977659,xe" fillcolor="#231f20" stroked="f">
+              <v:shape w14:anchorId="0CF0CE6C" id="Graphic 49" o:spid="_x0000_s1026" style="position:absolute;margin-left:35.6pt;margin-top:3.8pt;width:549.45pt;height:.75pt;z-index:-15718400;visibility:visible;mso-wrap-style:square;mso-wrap-distance-left:0;mso-wrap-distance-top:0;mso-wrap-distance-right:0;mso-wrap-distance-bottom:0;mso-position-horizontal:absolute;mso-position-horizontal-relative:page;mso-position-vertical:absolute;mso-position-vertical-relative:text;v-text-anchor:top" coordsize="6978015,9525" o:gfxdata="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" path="m6977659,l,,,9144r6977659,l6977659,xe" fillcolor="#231f20" stroked="f">
                 <v:path arrowok="t"/>
                 <w10:wrap type="topAndBottom" anchorx="page"/>
               </v:shape>
